--- a/docs/Definition of Done.docx
+++ b/docs/Definition of Done.docx
@@ -40,36 +40,203 @@
     </w:p>
     <w:p>
       <w:pPr>
+        <w:spacing w:before="120" w:after="0"/>
+        <w:ind w:left="720"/>
+        <w:rPr>
+          <w:rFonts w:ascii="Calibri" w:hAnsi="Calibri" w:eastAsia="Calibri" w:cs="Calibri"/>
+          <w:b w:val="0"/>
+          <w:bCs w:val="0"/>
+          <w:i w:val="0"/>
+          <w:iCs w:val="0"/>
+          <w:caps w:val="0"/>
+          <w:smallCaps w:val="0"/>
+          <w:noProof w:val="0"/>
+          <w:color w:val="000000" w:themeColor="text1" w:themeTint="FF" w:themeShade="FF"/>
+          <w:sz w:val="24"/>
+          <w:szCs w:val="24"/>
+          <w:lang w:val="en-US"/>
+        </w:rPr>
+      </w:pPr>
+      <w:r>
+        <w:rPr>
+          <w:rFonts w:ascii="Calibri" w:hAnsi="Calibri" w:eastAsia="Calibri" w:cs="Calibri"/>
+          <w:b w:val="0"/>
+          <w:bCs w:val="0"/>
+          <w:i w:val="0"/>
+          <w:iCs w:val="0"/>
+          <w:caps w:val="0"/>
+          <w:smallCaps w:val="0"/>
+          <w:noProof w:val="0"/>
+          <w:color w:val="000000" w:themeColor="text1" w:themeTint="FF" w:themeShade="FF"/>
+          <w:sz w:val="24"/>
+          <w:szCs w:val="24"/>
+          <w:lang w:val="en-AU"/>
+        </w:rPr>
+        <w:t xml:space="preserve">A user story, task, or feature is considered Done when: </w:t>
+      </w:r>
+    </w:p>
+    <w:p>
+      <w:pPr>
         <w:pStyle w:val="ListParagraph"/>
         <w:numPr>
           <w:ilvl w:val="0"/>
-          <w:numId w:val="1"/>
+          <w:numId w:val="3"/>
         </w:numPr>
-        <w:rPr>
-          <w:sz w:val="24"/>
-          <w:szCs w:val="24"/>
+        <w:spacing w:before="240" w:beforeAutospacing="off" w:after="240" w:afterAutospacing="off"/>
+        <w:rPr>
+          <w:rFonts w:ascii="Aptos" w:hAnsi="Aptos" w:eastAsia="Aptos" w:cs="Aptos"/>
+          <w:b w:val="0"/>
+          <w:bCs w:val="0"/>
+          <w:i w:val="0"/>
+          <w:iCs w:val="0"/>
+          <w:caps w:val="0"/>
+          <w:smallCaps w:val="0"/>
+          <w:noProof w:val="0"/>
+          <w:color w:val="000000" w:themeColor="text1" w:themeTint="FF" w:themeShade="FF"/>
+          <w:sz w:val="24"/>
+          <w:szCs w:val="24"/>
+          <w:lang w:val="en-US"/>
         </w:rPr>
       </w:pPr>
       <w:r>
         <w:rPr>
-          <w:sz w:val="24"/>
-          <w:szCs w:val="24"/>
-        </w:rPr>
-        <w:t>Github</w:t>
+          <w:rFonts w:ascii="Aptos" w:hAnsi="Aptos" w:eastAsia="Aptos" w:cs="Aptos"/>
+          <w:b w:val="1"/>
+          <w:bCs w:val="1"/>
+          <w:i w:val="0"/>
+          <w:iCs w:val="0"/>
+          <w:caps w:val="0"/>
+          <w:smallCaps w:val="0"/>
+          <w:noProof w:val="0"/>
+          <w:color w:val="000000" w:themeColor="text1" w:themeTint="FF" w:themeShade="FF"/>
+          <w:sz w:val="24"/>
+          <w:szCs w:val="24"/>
+          <w:lang w:val="en-AU"/>
+        </w:rPr>
+        <w:t>Code Quality &amp; Testing</w:t>
       </w:r>
+    </w:p>
+    <w:p>
+      <w:pPr>
+        <w:pStyle w:val="ListParagraph"/>
+        <w:numPr>
+          <w:ilvl w:val="1"/>
+          <w:numId w:val="3"/>
+        </w:numPr>
+        <w:spacing w:before="240" w:beforeAutospacing="off" w:after="240" w:afterAutospacing="off"/>
+        <w:rPr>
+          <w:rFonts w:ascii="Aptos" w:hAnsi="Aptos" w:eastAsia="Aptos" w:cs="Aptos"/>
+          <w:b w:val="0"/>
+          <w:bCs w:val="0"/>
+          <w:i w:val="0"/>
+          <w:iCs w:val="0"/>
+          <w:caps w:val="0"/>
+          <w:smallCaps w:val="0"/>
+          <w:noProof w:val="0"/>
+          <w:color w:val="000000" w:themeColor="text1" w:themeTint="FF" w:themeShade="FF"/>
+          <w:sz w:val="24"/>
+          <w:szCs w:val="24"/>
+          <w:lang w:val="en-US"/>
+        </w:rPr>
+      </w:pPr>
       <w:r>
         <w:rPr>
-          <w:sz w:val="24"/>
-          <w:szCs w:val="24"/>
-        </w:rPr>
-        <w:t xml:space="preserve"> Action u</w:t>
+          <w:rFonts w:ascii="Aptos" w:hAnsi="Aptos" w:eastAsia="Aptos" w:cs="Aptos"/>
+          <w:b w:val="0"/>
+          <w:bCs w:val="0"/>
+          <w:i w:val="0"/>
+          <w:iCs w:val="0"/>
+          <w:caps w:val="0"/>
+          <w:smallCaps w:val="0"/>
+          <w:noProof w:val="0"/>
+          <w:color w:val="000000" w:themeColor="text1" w:themeTint="FF" w:themeShade="FF"/>
+          <w:sz w:val="24"/>
+          <w:szCs w:val="24"/>
+          <w:lang w:val="en-AU"/>
+        </w:rPr>
+        <w:t>All GitHub Actions (build, unit tests, linting, etc.) pass successfully.</w:t>
       </w:r>
+    </w:p>
+    <w:p>
+      <w:pPr>
+        <w:pStyle w:val="ListParagraph"/>
+        <w:numPr>
+          <w:ilvl w:val="1"/>
+          <w:numId w:val="3"/>
+        </w:numPr>
+        <w:spacing w:before="240" w:beforeAutospacing="off" w:after="240" w:afterAutospacing="off"/>
+        <w:rPr>
+          <w:rFonts w:ascii="Aptos" w:hAnsi="Aptos" w:eastAsia="Aptos" w:cs="Aptos"/>
+          <w:b w:val="0"/>
+          <w:bCs w:val="0"/>
+          <w:i w:val="0"/>
+          <w:iCs w:val="0"/>
+          <w:caps w:val="0"/>
+          <w:smallCaps w:val="0"/>
+          <w:noProof w:val="0"/>
+          <w:color w:val="000000" w:themeColor="text1" w:themeTint="FF" w:themeShade="FF"/>
+          <w:sz w:val="24"/>
+          <w:szCs w:val="24"/>
+          <w:lang w:val="en-US"/>
+        </w:rPr>
+      </w:pPr>
       <w:r>
         <w:rPr>
-          <w:sz w:val="24"/>
-          <w:szCs w:val="24"/>
-        </w:rPr>
-        <w:t>nit tests have passed</w:t>
+          <w:rFonts w:ascii="Aptos" w:hAnsi="Aptos" w:eastAsia="Aptos" w:cs="Aptos"/>
+          <w:b w:val="0"/>
+          <w:bCs w:val="0"/>
+          <w:i w:val="0"/>
+          <w:iCs w:val="0"/>
+          <w:caps w:val="0"/>
+          <w:smallCaps w:val="0"/>
+          <w:noProof w:val="0"/>
+          <w:color w:val="000000" w:themeColor="text1" w:themeTint="FF" w:themeShade="FF"/>
+          <w:sz w:val="24"/>
+          <w:szCs w:val="24"/>
+          <w:lang w:val="en-AU"/>
+        </w:rPr>
+        <w:t>Code has been peer-reviewed, with feedback addressed.</w:t>
+      </w:r>
+    </w:p>
+    <w:p>
+      <w:pPr>
+        <w:pStyle w:val="ListParagraph"/>
+        <w:numPr>
+          <w:ilvl w:val="1"/>
+          <w:numId w:val="3"/>
+        </w:numPr>
+        <w:spacing w:before="240" w:beforeAutospacing="off" w:after="240" w:afterAutospacing="off"/>
+        <w:rPr>
+          <w:rFonts w:ascii="Aptos" w:hAnsi="Aptos" w:eastAsia="Aptos" w:cs="Aptos"/>
+          <w:b w:val="0"/>
+          <w:bCs w:val="0"/>
+          <w:i w:val="0"/>
+          <w:iCs w:val="0"/>
+          <w:caps w:val="0"/>
+          <w:smallCaps w:val="0"/>
+          <w:noProof w:val="0"/>
+          <w:color w:val="000000" w:themeColor="text1" w:themeTint="FF" w:themeShade="FF"/>
+          <w:sz w:val="24"/>
+          <w:szCs w:val="24"/>
+          <w:lang w:val="en-US"/>
+        </w:rPr>
+      </w:pPr>
+      <w:r>
+        <w:rPr>
+          <w:rFonts w:ascii="Aptos" w:hAnsi="Aptos" w:eastAsia="Aptos" w:cs="Aptos"/>
+          <w:b w:val="0"/>
+          <w:bCs w:val="0"/>
+          <w:i w:val="0"/>
+          <w:iCs w:val="0"/>
+          <w:caps w:val="0"/>
+          <w:smallCaps w:val="0"/>
+          <w:noProof w:val="0"/>
+          <w:color w:val="000000" w:themeColor="text1" w:themeTint="FF" w:themeShade="FF"/>
+          <w:sz w:val="24"/>
+          <w:szCs w:val="24"/>
+          <w:lang w:val="en-AU"/>
+        </w:rPr>
+        <w:t>Unit and integration tests cover agreed functionality with sufficient test coverage.</w:t>
       </w:r>
     </w:p>
     <w:p>
@@ -77,33 +244,122 @@
         <w:pStyle w:val="ListParagraph"/>
         <w:numPr>
           <w:ilvl w:val="0"/>
-          <w:numId w:val="1"/>
+          <w:numId w:val="3"/>
         </w:numPr>
-        <w:rPr>
-          <w:sz w:val="24"/>
-          <w:szCs w:val="24"/>
+        <w:spacing w:before="240" w:beforeAutospacing="off" w:after="240" w:afterAutospacing="off"/>
+        <w:rPr>
+          <w:rFonts w:ascii="Aptos" w:hAnsi="Aptos" w:eastAsia="Aptos" w:cs="Aptos"/>
+          <w:b w:val="0"/>
+          <w:bCs w:val="0"/>
+          <w:i w:val="0"/>
+          <w:iCs w:val="0"/>
+          <w:caps w:val="0"/>
+          <w:smallCaps w:val="0"/>
+          <w:noProof w:val="0"/>
+          <w:color w:val="000000" w:themeColor="text1" w:themeTint="FF" w:themeShade="FF"/>
+          <w:sz w:val="24"/>
+          <w:szCs w:val="24"/>
+          <w:lang w:val="en-US"/>
         </w:rPr>
       </w:pPr>
       <w:r>
         <w:rPr>
-          <w:sz w:val="24"/>
-          <w:szCs w:val="24"/>
-        </w:rPr>
-        <w:t xml:space="preserve">Code or documentation has been </w:t>
+          <w:rFonts w:ascii="Aptos" w:hAnsi="Aptos" w:eastAsia="Aptos" w:cs="Aptos"/>
+          <w:b w:val="1"/>
+          <w:bCs w:val="1"/>
+          <w:i w:val="0"/>
+          <w:iCs w:val="0"/>
+          <w:caps w:val="0"/>
+          <w:smallCaps w:val="0"/>
+          <w:noProof w:val="0"/>
+          <w:color w:val="000000" w:themeColor="text1" w:themeTint="FF" w:themeShade="FF"/>
+          <w:sz w:val="24"/>
+          <w:szCs w:val="24"/>
+          <w:lang w:val="en-AU"/>
+        </w:rPr>
+        <w:t>Acceptance Criteria</w:t>
       </w:r>
+    </w:p>
+    <w:p>
+      <w:pPr>
+        <w:pStyle w:val="ListParagraph"/>
+        <w:numPr>
+          <w:ilvl w:val="1"/>
+          <w:numId w:val="3"/>
+        </w:numPr>
+        <w:spacing w:before="240" w:beforeAutospacing="off" w:after="240" w:afterAutospacing="off"/>
+        <w:rPr>
+          <w:rFonts w:ascii="Aptos" w:hAnsi="Aptos" w:eastAsia="Aptos" w:cs="Aptos"/>
+          <w:b w:val="0"/>
+          <w:bCs w:val="0"/>
+          <w:i w:val="0"/>
+          <w:iCs w:val="0"/>
+          <w:caps w:val="0"/>
+          <w:smallCaps w:val="0"/>
+          <w:noProof w:val="0"/>
+          <w:color w:val="000000" w:themeColor="text1" w:themeTint="FF" w:themeShade="FF"/>
+          <w:sz w:val="24"/>
+          <w:szCs w:val="24"/>
+          <w:lang w:val="en-US"/>
+        </w:rPr>
+      </w:pPr>
       <w:r>
         <w:rPr>
-          <w:sz w:val="24"/>
-          <w:szCs w:val="24"/>
-        </w:rPr>
-        <w:t>peer</w:t>
+          <w:rFonts w:ascii="Aptos" w:hAnsi="Aptos" w:eastAsia="Aptos" w:cs="Aptos"/>
+          <w:b w:val="0"/>
+          <w:bCs w:val="0"/>
+          <w:i w:val="0"/>
+          <w:iCs w:val="0"/>
+          <w:caps w:val="0"/>
+          <w:smallCaps w:val="0"/>
+          <w:noProof w:val="0"/>
+          <w:color w:val="000000" w:themeColor="text1" w:themeTint="FF" w:themeShade="FF"/>
+          <w:sz w:val="24"/>
+          <w:szCs w:val="24"/>
+          <w:lang w:val="en-AU"/>
+        </w:rPr>
+        <w:t>All acceptance criteria defined in the user story are met.</w:t>
       </w:r>
+    </w:p>
+    <w:p>
+      <w:pPr>
+        <w:pStyle w:val="ListParagraph"/>
+        <w:numPr>
+          <w:ilvl w:val="1"/>
+          <w:numId w:val="3"/>
+        </w:numPr>
+        <w:spacing w:before="240" w:beforeAutospacing="off" w:after="240" w:afterAutospacing="off"/>
+        <w:rPr>
+          <w:rFonts w:ascii="Aptos" w:hAnsi="Aptos" w:eastAsia="Aptos" w:cs="Aptos"/>
+          <w:b w:val="0"/>
+          <w:bCs w:val="0"/>
+          <w:i w:val="0"/>
+          <w:iCs w:val="0"/>
+          <w:caps w:val="0"/>
+          <w:smallCaps w:val="0"/>
+          <w:noProof w:val="0"/>
+          <w:color w:val="000000" w:themeColor="text1" w:themeTint="FF" w:themeShade="FF"/>
+          <w:sz w:val="24"/>
+          <w:szCs w:val="24"/>
+          <w:lang w:val="en-US"/>
+        </w:rPr>
+      </w:pPr>
       <w:r>
         <w:rPr>
-          <w:sz w:val="24"/>
-          <w:szCs w:val="24"/>
-        </w:rPr>
-        <w:t xml:space="preserve"> reviewed </w:t>
+          <w:rFonts w:ascii="Aptos" w:hAnsi="Aptos" w:eastAsia="Aptos" w:cs="Aptos"/>
+          <w:b w:val="0"/>
+          <w:bCs w:val="0"/>
+          <w:i w:val="0"/>
+          <w:iCs w:val="0"/>
+          <w:caps w:val="0"/>
+          <w:smallCaps w:val="0"/>
+          <w:noProof w:val="0"/>
+          <w:color w:val="000000" w:themeColor="text1" w:themeTint="FF" w:themeShade="FF"/>
+          <w:sz w:val="24"/>
+          <w:szCs w:val="24"/>
+          <w:lang w:val="en-AU"/>
+        </w:rPr>
+        <w:t>Edge cases and error handling have been considered and tested.</w:t>
       </w:r>
     </w:p>
     <w:p>
@@ -111,33 +367,82 @@
         <w:pStyle w:val="ListParagraph"/>
         <w:numPr>
           <w:ilvl w:val="0"/>
-          <w:numId w:val="1"/>
+          <w:numId w:val="3"/>
         </w:numPr>
-        <w:rPr>
-          <w:sz w:val="24"/>
-          <w:szCs w:val="24"/>
+        <w:spacing w:before="240" w:beforeAutospacing="off" w:after="240" w:afterAutospacing="off"/>
+        <w:rPr>
+          <w:rFonts w:ascii="Aptos" w:hAnsi="Aptos" w:eastAsia="Aptos" w:cs="Aptos"/>
+          <w:b w:val="0"/>
+          <w:bCs w:val="0"/>
+          <w:i w:val="0"/>
+          <w:iCs w:val="0"/>
+          <w:caps w:val="0"/>
+          <w:smallCaps w:val="0"/>
+          <w:noProof w:val="0"/>
+          <w:color w:val="000000" w:themeColor="text1" w:themeTint="FF" w:themeShade="FF"/>
+          <w:sz w:val="24"/>
+          <w:szCs w:val="24"/>
+          <w:lang w:val="en-US"/>
         </w:rPr>
       </w:pPr>
       <w:r>
         <w:rPr>
-          <w:sz w:val="24"/>
-          <w:szCs w:val="24"/>
-        </w:rPr>
-        <w:t xml:space="preserve">Acceptance criteria </w:t>
+          <w:rFonts w:ascii="Aptos" w:hAnsi="Aptos" w:eastAsia="Aptos" w:cs="Aptos"/>
+          <w:b w:val="1"/>
+          <w:bCs w:val="1"/>
+          <w:i w:val="0"/>
+          <w:iCs w:val="0"/>
+          <w:caps w:val="0"/>
+          <w:smallCaps w:val="0"/>
+          <w:noProof w:val="0"/>
+          <w:color w:val="000000" w:themeColor="text1" w:themeTint="FF" w:themeShade="FF"/>
+          <w:sz w:val="24"/>
+          <w:szCs w:val="24"/>
+          <w:lang w:val="en-AU"/>
+        </w:rPr>
+        <w:t>Documentation</w:t>
       </w:r>
+    </w:p>
+    <w:p>
+      <w:pPr>
+        <w:pStyle w:val="ListParagraph"/>
+        <w:numPr>
+          <w:ilvl w:val="1"/>
+          <w:numId w:val="3"/>
+        </w:numPr>
+        <w:spacing w:before="240" w:beforeAutospacing="off" w:after="240" w:afterAutospacing="off"/>
+        <w:ind/>
+        <w:rPr>
+          <w:rFonts w:ascii="Aptos" w:hAnsi="Aptos" w:eastAsia="Aptos" w:cs="Aptos"/>
+          <w:b w:val="1"/>
+          <w:bCs w:val="1"/>
+          <w:i w:val="0"/>
+          <w:iCs w:val="0"/>
+          <w:caps w:val="0"/>
+          <w:smallCaps w:val="0"/>
+          <w:noProof w:val="0"/>
+          <w:color w:val="000000" w:themeColor="text1" w:themeTint="FF" w:themeShade="FF"/>
+          <w:sz w:val="24"/>
+          <w:szCs w:val="24"/>
+          <w:lang w:val="en-AU"/>
+        </w:rPr>
+      </w:pPr>
       <w:r>
         <w:rPr>
-          <w:sz w:val="24"/>
-          <w:szCs w:val="24"/>
-        </w:rPr>
-        <w:t>have</w:t>
-      </w:r>
-      <w:r>
-        <w:rPr>
-          <w:sz w:val="24"/>
-          <w:szCs w:val="24"/>
-        </w:rPr>
-        <w:t xml:space="preserve"> been met</w:t>
+          <w:rFonts w:ascii="Aptos" w:hAnsi="Aptos" w:eastAsia="Aptos" w:cs="Aptos"/>
+          <w:b w:val="0"/>
+          <w:bCs w:val="0"/>
+          <w:i w:val="0"/>
+          <w:iCs w:val="0"/>
+          <w:caps w:val="0"/>
+          <w:smallCaps w:val="0"/>
+          <w:noProof w:val="0"/>
+          <w:color w:val="000000" w:themeColor="text1" w:themeTint="FF" w:themeShade="FF"/>
+          <w:sz w:val="24"/>
+          <w:szCs w:val="24"/>
+          <w:lang w:val="en-AU"/>
+        </w:rPr>
+        <w:t>Relevant documentation (code comments, README, API docs, user guides) is updated where necessary.</w:t>
       </w:r>
     </w:p>
     <w:p>
@@ -145,19 +450,83 @@
         <w:pStyle w:val="ListParagraph"/>
         <w:numPr>
           <w:ilvl w:val="0"/>
-          <w:numId w:val="1"/>
+          <w:numId w:val="3"/>
         </w:numPr>
-        <w:rPr>
-          <w:sz w:val="24"/>
-          <w:szCs w:val="24"/>
+        <w:spacing w:before="240" w:beforeAutospacing="off" w:after="240" w:afterAutospacing="off"/>
+        <w:ind/>
+        <w:rPr>
+          <w:rFonts w:ascii="Aptos" w:hAnsi="Aptos" w:eastAsia="Aptos" w:cs="Aptos"/>
+          <w:b w:val="0"/>
+          <w:bCs w:val="0"/>
+          <w:i w:val="0"/>
+          <w:iCs w:val="0"/>
+          <w:caps w:val="0"/>
+          <w:smallCaps w:val="0"/>
+          <w:noProof w:val="0"/>
+          <w:color w:val="000000" w:themeColor="text1" w:themeTint="FF" w:themeShade="FF"/>
+          <w:sz w:val="24"/>
+          <w:szCs w:val="24"/>
+          <w:lang w:val="en-US"/>
         </w:rPr>
       </w:pPr>
       <w:r>
         <w:rPr>
-          <w:sz w:val="24"/>
-          <w:szCs w:val="24"/>
-        </w:rPr>
-        <w:t>Documentation is updated</w:t>
+          <w:rFonts w:ascii="Aptos" w:hAnsi="Aptos" w:eastAsia="Aptos" w:cs="Aptos"/>
+          <w:b w:val="1"/>
+          <w:bCs w:val="1"/>
+          <w:i w:val="0"/>
+          <w:iCs w:val="0"/>
+          <w:caps w:val="0"/>
+          <w:smallCaps w:val="0"/>
+          <w:noProof w:val="0"/>
+          <w:color w:val="000000" w:themeColor="text1" w:themeTint="FF" w:themeShade="FF"/>
+          <w:sz w:val="24"/>
+          <w:szCs w:val="24"/>
+          <w:lang w:val="en-AU"/>
+        </w:rPr>
+        <w:t>Version Control</w:t>
+      </w:r>
+    </w:p>
+    <w:p>
+      <w:pPr>
+        <w:pStyle w:val="ListParagraph"/>
+        <w:numPr>
+          <w:ilvl w:val="1"/>
+          <w:numId w:val="3"/>
+        </w:numPr>
+        <w:spacing w:before="240" w:beforeAutospacing="off" w:after="240" w:afterAutospacing="off"/>
+        <w:ind/>
+        <w:rPr>
+          <w:rFonts w:ascii="Aptos" w:hAnsi="Aptos" w:eastAsia="Aptos" w:cs="Aptos"/>
+          <w:b w:val="0"/>
+          <w:bCs w:val="0"/>
+          <w:i w:val="0"/>
+          <w:iCs w:val="0"/>
+          <w:caps w:val="0"/>
+          <w:smallCaps w:val="0"/>
+          <w:noProof w:val="0"/>
+          <w:color w:val="000000" w:themeColor="text1" w:themeTint="FF" w:themeShade="FF"/>
+          <w:sz w:val="24"/>
+          <w:szCs w:val="24"/>
+          <w:lang w:val="en-US"/>
+        </w:rPr>
+      </w:pPr>
+      <w:r>
+        <w:rPr>
+          <w:rFonts w:ascii="Aptos" w:hAnsi="Aptos" w:eastAsia="Aptos" w:cs="Aptos"/>
+          <w:b w:val="0"/>
+          <w:bCs w:val="0"/>
+          <w:i w:val="0"/>
+          <w:iCs w:val="0"/>
+          <w:caps w:val="0"/>
+          <w:smallCaps w:val="0"/>
+          <w:noProof w:val="0"/>
+          <w:color w:val="000000" w:themeColor="text1" w:themeTint="FF" w:themeShade="FF"/>
+          <w:sz w:val="24"/>
+          <w:szCs w:val="24"/>
+          <w:lang w:val="en-AU"/>
+        </w:rPr>
+        <w:t>Pull request has been approved, finalized, and merged into the main branch.</w:t>
       </w:r>
     </w:p>
     <w:p>
@@ -165,45 +534,202 @@
         <w:pStyle w:val="ListParagraph"/>
         <w:numPr>
           <w:ilvl w:val="0"/>
-          <w:numId w:val="1"/>
+          <w:numId w:val="3"/>
         </w:numPr>
-        <w:rPr>
-          <w:sz w:val="24"/>
-          <w:szCs w:val="24"/>
+        <w:spacing w:before="240" w:beforeAutospacing="off" w:after="240" w:afterAutospacing="off"/>
+        <w:rPr>
+          <w:rFonts w:ascii="Aptos" w:hAnsi="Aptos" w:eastAsia="Aptos" w:cs="Aptos"/>
+          <w:b w:val="0"/>
+          <w:bCs w:val="0"/>
+          <w:i w:val="0"/>
+          <w:iCs w:val="0"/>
+          <w:caps w:val="0"/>
+          <w:smallCaps w:val="0"/>
+          <w:noProof w:val="0"/>
+          <w:color w:val="000000" w:themeColor="text1" w:themeTint="FF" w:themeShade="FF"/>
+          <w:sz w:val="24"/>
+          <w:szCs w:val="24"/>
+          <w:lang w:val="en-US"/>
         </w:rPr>
       </w:pPr>
       <w:r>
         <w:rPr>
-          <w:sz w:val="24"/>
-          <w:szCs w:val="24"/>
-        </w:rPr>
-        <w:t xml:space="preserve">Pull request is </w:t>
-      </w:r>
-      <w:r>
-        <w:rPr>
-          <w:sz w:val="24"/>
-          <w:szCs w:val="24"/>
-        </w:rPr>
-        <w:t>finalized</w:t>
-      </w:r>
-      <w:r>
-        <w:rPr>
-          <w:sz w:val="24"/>
-          <w:szCs w:val="24"/>
-        </w:rPr>
-        <w:t xml:space="preserve"> / merged </w:t>
+          <w:rFonts w:ascii="Aptos" w:hAnsi="Aptos" w:eastAsia="Aptos" w:cs="Aptos"/>
+          <w:b w:val="1"/>
+          <w:bCs w:val="1"/>
+          <w:i w:val="0"/>
+          <w:iCs w:val="0"/>
+          <w:caps w:val="0"/>
+          <w:smallCaps w:val="0"/>
+          <w:noProof w:val="0"/>
+          <w:color w:val="000000" w:themeColor="text1" w:themeTint="FF" w:themeShade="FF"/>
+          <w:sz w:val="24"/>
+          <w:szCs w:val="24"/>
+          <w:lang w:val="en-AU"/>
+        </w:rPr>
+        <w:t>Completeness</w:t>
       </w:r>
     </w:p>
     <w:p>
       <w:pPr>
         <w:pStyle w:val="ListParagraph"/>
         <w:numPr>
-          <w:ilvl w:val="0"/>
-          <w:numId w:val="1"/>
+          <w:ilvl w:val="1"/>
+          <w:numId w:val="3"/>
         </w:numPr>
-        <w:rPr>
-          <w:sz w:val="24"/>
-          <w:szCs w:val="24"/>
+        <w:spacing w:before="240" w:beforeAutospacing="off" w:after="240" w:afterAutospacing="off"/>
+        <w:rPr>
+          <w:rFonts w:ascii="Aptos" w:hAnsi="Aptos" w:eastAsia="Aptos" w:cs="Aptos"/>
+          <w:b w:val="0"/>
+          <w:bCs w:val="0"/>
+          <w:i w:val="0"/>
+          <w:iCs w:val="0"/>
+          <w:caps w:val="0"/>
+          <w:smallCaps w:val="0"/>
+          <w:noProof w:val="0"/>
+          <w:color w:val="000000" w:themeColor="text1" w:themeTint="FF" w:themeShade="FF"/>
+          <w:sz w:val="24"/>
+          <w:szCs w:val="24"/>
+          <w:lang w:val="en-US"/>
+        </w:rPr>
+      </w:pPr>
+      <w:r>
+        <w:rPr>
+          <w:rFonts w:ascii="Aptos" w:hAnsi="Aptos" w:eastAsia="Aptos" w:cs="Aptos"/>
+          <w:b w:val="0"/>
+          <w:bCs w:val="0"/>
+          <w:i w:val="0"/>
+          <w:iCs w:val="0"/>
+          <w:caps w:val="0"/>
+          <w:smallCaps w:val="0"/>
+          <w:noProof w:val="0"/>
+          <w:color w:val="000000" w:themeColor="text1" w:themeTint="FF" w:themeShade="FF"/>
+          <w:sz w:val="24"/>
+          <w:szCs w:val="24"/>
+          <w:lang w:val="en-AU"/>
+        </w:rPr>
+        <w:t>All required functionality is implemented.</w:t>
+      </w:r>
+    </w:p>
+    <w:p>
+      <w:pPr>
+        <w:pStyle w:val="ListParagraph"/>
+        <w:numPr>
+          <w:ilvl w:val="1"/>
+          <w:numId w:val="3"/>
+        </w:numPr>
+        <w:spacing w:before="240" w:beforeAutospacing="off" w:after="240" w:afterAutospacing="off"/>
+        <w:rPr>
+          <w:rFonts w:ascii="Aptos" w:hAnsi="Aptos" w:eastAsia="Aptos" w:cs="Aptos"/>
+          <w:b w:val="0"/>
+          <w:bCs w:val="0"/>
+          <w:i w:val="0"/>
+          <w:iCs w:val="0"/>
+          <w:caps w:val="0"/>
+          <w:smallCaps w:val="0"/>
+          <w:noProof w:val="0"/>
+          <w:color w:val="000000" w:themeColor="text1" w:themeTint="FF" w:themeShade="FF"/>
+          <w:sz w:val="24"/>
+          <w:szCs w:val="24"/>
+          <w:lang w:val="en-US"/>
+        </w:rPr>
+      </w:pPr>
+      <w:r>
+        <w:rPr>
+          <w:rFonts w:ascii="Aptos" w:hAnsi="Aptos" w:eastAsia="Aptos" w:cs="Aptos"/>
+          <w:b w:val="0"/>
+          <w:bCs w:val="0"/>
+          <w:i w:val="0"/>
+          <w:iCs w:val="0"/>
+          <w:caps w:val="0"/>
+          <w:smallCaps w:val="0"/>
+          <w:noProof w:val="0"/>
+          <w:color w:val="000000" w:themeColor="text1" w:themeTint="FF" w:themeShade="FF"/>
+          <w:sz w:val="24"/>
+          <w:szCs w:val="24"/>
+          <w:lang w:val="en-AU"/>
+        </w:rPr>
+        <w:t>Testing has been performed</w:t>
+      </w:r>
+    </w:p>
+    <w:p>
+      <w:pPr>
+        <w:pStyle w:val="ListParagraph"/>
+        <w:numPr>
+          <w:ilvl w:val="1"/>
+          <w:numId w:val="3"/>
+        </w:numPr>
+        <w:spacing w:before="240" w:beforeAutospacing="off" w:after="240" w:afterAutospacing="off"/>
+        <w:rPr>
+          <w:rFonts w:ascii="Aptos" w:hAnsi="Aptos" w:eastAsia="Aptos" w:cs="Aptos"/>
+          <w:b w:val="0"/>
+          <w:bCs w:val="0"/>
+          <w:i w:val="0"/>
+          <w:iCs w:val="0"/>
+          <w:caps w:val="0"/>
+          <w:smallCaps w:val="0"/>
+          <w:noProof w:val="0"/>
+          <w:color w:val="000000" w:themeColor="text1" w:themeTint="FF" w:themeShade="FF"/>
+          <w:sz w:val="24"/>
+          <w:szCs w:val="24"/>
+          <w:lang w:val="en-US"/>
+        </w:rPr>
+      </w:pPr>
+      <w:r>
+        <w:rPr>
+          <w:rFonts w:ascii="Aptos" w:hAnsi="Aptos" w:eastAsia="Aptos" w:cs="Aptos"/>
+          <w:b w:val="0"/>
+          <w:bCs w:val="0"/>
+          <w:i w:val="0"/>
+          <w:iCs w:val="0"/>
+          <w:caps w:val="0"/>
+          <w:smallCaps w:val="0"/>
+          <w:noProof w:val="0"/>
+          <w:color w:val="000000" w:themeColor="text1" w:themeTint="FF" w:themeShade="FF"/>
+          <w:sz w:val="24"/>
+          <w:szCs w:val="24"/>
+          <w:lang w:val="en-AU"/>
+        </w:rPr>
+        <w:t>No critical bugs or blockers remain open.</w:t>
+      </w:r>
+    </w:p>
+    <w:p>
+      <w:pPr>
+        <w:spacing w:before="120" w:after="0"/>
+        <w:ind w:left="720"/>
+        <w:rPr>
+          <w:rFonts w:ascii="Calibri" w:hAnsi="Calibri" w:eastAsia="Calibri" w:cs="Calibri"/>
+          <w:b w:val="0"/>
+          <w:bCs w:val="0"/>
+          <w:i w:val="0"/>
+          <w:iCs w:val="0"/>
+          <w:caps w:val="0"/>
+          <w:smallCaps w:val="0"/>
+          <w:noProof w:val="0"/>
+          <w:color w:val="000000" w:themeColor="text1" w:themeTint="FF" w:themeShade="FF"/>
+          <w:sz w:val="24"/>
+          <w:szCs w:val="24"/>
+          <w:lang w:val="en-US"/>
+        </w:rPr>
+      </w:pPr>
+    </w:p>
+    <w:p>
+      <w:pPr>
+        <w:spacing w:after="0"/>
+        <w:ind w:left="0"/>
+        <w:rPr>
+          <w:rFonts w:ascii="Arial" w:hAnsi="Arial" w:eastAsia="Arial" w:cs="Arial"/>
+          <w:b w:val="0"/>
+          <w:bCs w:val="0"/>
+          <w:i w:val="0"/>
+          <w:iCs w:val="0"/>
+          <w:caps w:val="0"/>
+          <w:smallCaps w:val="0"/>
+          <w:noProof w:val="0"/>
+          <w:color w:val="000000" w:themeColor="text1" w:themeTint="FF" w:themeShade="FF"/>
+          <w:sz w:val="22"/>
+          <w:szCs w:val="22"/>
+          <w:lang w:val="en-US"/>
         </w:rPr>
       </w:pPr>
     </w:p>
@@ -296,6 +822,230 @@
 
 <file path=word/numbering.xml><?xml version="1.0" encoding="utf-8"?>
 <w:numbering xmlns:w="http://schemas.openxmlformats.org/wordprocessingml/2006/main">
+  <w:abstractNum xmlns:w="http://schemas.openxmlformats.org/wordprocessingml/2006/main" w:abstractNumId="4">
+    <w:nsid w:val="1eab4cc1"/>
+    <w:multiLevelType xmlns:w="http://schemas.openxmlformats.org/wordprocessingml/2006/main" w:val="hybridMultilevel"/>
+    <w:lvl xmlns:w="http://schemas.openxmlformats.org/wordprocessingml/2006/main" w:ilvl="0">
+      <w:start w:val="1"/>
+      <w:numFmt w:val="bullet"/>
+      <w:lvlText w:val="-"/>
+      <w:lvlJc w:val="left"/>
+      <w:pPr>
+        <w:ind w:left="720" w:hanging="360"/>
+      </w:pPr>
+      <w:rPr>
+        <w:rFonts w:hint="default" w:ascii="Aptos" w:hAnsi="Aptos"/>
+      </w:rPr>
+    </w:lvl>
+    <w:lvl xmlns:w="http://schemas.openxmlformats.org/wordprocessingml/2006/main" w:ilvl="1">
+      <w:start w:val="1"/>
+      <w:numFmt w:val="bullet"/>
+      <w:lvlText w:val="o"/>
+      <w:lvlJc w:val="left"/>
+      <w:pPr>
+        <w:ind w:left="1440" w:hanging="360"/>
+      </w:pPr>
+      <w:rPr>
+        <w:rFonts w:hint="default" w:ascii="Courier New" w:hAnsi="Courier New"/>
+      </w:rPr>
+    </w:lvl>
+    <w:lvl xmlns:w="http://schemas.openxmlformats.org/wordprocessingml/2006/main" w:ilvl="2">
+      <w:start w:val="1"/>
+      <w:numFmt w:val="bullet"/>
+      <w:lvlText w:val=""/>
+      <w:lvlJc w:val="left"/>
+      <w:pPr>
+        <w:ind w:left="2160" w:hanging="360"/>
+      </w:pPr>
+      <w:rPr>
+        <w:rFonts w:hint="default" w:ascii="Wingdings" w:hAnsi="Wingdings"/>
+      </w:rPr>
+    </w:lvl>
+    <w:lvl xmlns:w="http://schemas.openxmlformats.org/wordprocessingml/2006/main" w:ilvl="3">
+      <w:start w:val="1"/>
+      <w:numFmt w:val="bullet"/>
+      <w:lvlText w:val=""/>
+      <w:lvlJc w:val="left"/>
+      <w:pPr>
+        <w:ind w:left="2880" w:hanging="360"/>
+      </w:pPr>
+      <w:rPr>
+        <w:rFonts w:hint="default" w:ascii="Symbol" w:hAnsi="Symbol"/>
+      </w:rPr>
+    </w:lvl>
+    <w:lvl xmlns:w="http://schemas.openxmlformats.org/wordprocessingml/2006/main" w:ilvl="4">
+      <w:start w:val="1"/>
+      <w:numFmt w:val="bullet"/>
+      <w:lvlText w:val="o"/>
+      <w:lvlJc w:val="left"/>
+      <w:pPr>
+        <w:ind w:left="3600" w:hanging="360"/>
+      </w:pPr>
+      <w:rPr>
+        <w:rFonts w:hint="default" w:ascii="Courier New" w:hAnsi="Courier New"/>
+      </w:rPr>
+    </w:lvl>
+    <w:lvl xmlns:w="http://schemas.openxmlformats.org/wordprocessingml/2006/main" w:ilvl="5">
+      <w:start w:val="1"/>
+      <w:numFmt w:val="bullet"/>
+      <w:lvlText w:val=""/>
+      <w:lvlJc w:val="left"/>
+      <w:pPr>
+        <w:ind w:left="4320" w:hanging="360"/>
+      </w:pPr>
+      <w:rPr>
+        <w:rFonts w:hint="default" w:ascii="Wingdings" w:hAnsi="Wingdings"/>
+      </w:rPr>
+    </w:lvl>
+    <w:lvl xmlns:w="http://schemas.openxmlformats.org/wordprocessingml/2006/main" w:ilvl="6">
+      <w:start w:val="1"/>
+      <w:numFmt w:val="bullet"/>
+      <w:lvlText w:val=""/>
+      <w:lvlJc w:val="left"/>
+      <w:pPr>
+        <w:ind w:left="5040" w:hanging="360"/>
+      </w:pPr>
+      <w:rPr>
+        <w:rFonts w:hint="default" w:ascii="Symbol" w:hAnsi="Symbol"/>
+      </w:rPr>
+    </w:lvl>
+    <w:lvl xmlns:w="http://schemas.openxmlformats.org/wordprocessingml/2006/main" w:ilvl="7">
+      <w:start w:val="1"/>
+      <w:numFmt w:val="bullet"/>
+      <w:lvlText w:val="o"/>
+      <w:lvlJc w:val="left"/>
+      <w:pPr>
+        <w:ind w:left="5760" w:hanging="360"/>
+      </w:pPr>
+      <w:rPr>
+        <w:rFonts w:hint="default" w:ascii="Courier New" w:hAnsi="Courier New"/>
+      </w:rPr>
+    </w:lvl>
+    <w:lvl xmlns:w="http://schemas.openxmlformats.org/wordprocessingml/2006/main" w:ilvl="8">
+      <w:start w:val="1"/>
+      <w:numFmt w:val="bullet"/>
+      <w:lvlText w:val=""/>
+      <w:lvlJc w:val="left"/>
+      <w:pPr>
+        <w:ind w:left="6480" w:hanging="360"/>
+      </w:pPr>
+      <w:rPr>
+        <w:rFonts w:hint="default" w:ascii="Wingdings" w:hAnsi="Wingdings"/>
+      </w:rPr>
+    </w:lvl>
+  </w:abstractNum>
+  <w:abstractNum xmlns:w="http://schemas.openxmlformats.org/wordprocessingml/2006/main" w:abstractNumId="3">
+    <w:nsid w:val="5e89e046"/>
+    <w:multiLevelType xmlns:w="http://schemas.openxmlformats.org/wordprocessingml/2006/main" w:val="hybridMultilevel"/>
+    <w:lvl xmlns:w="http://schemas.openxmlformats.org/wordprocessingml/2006/main" w:ilvl="0">
+      <w:start w:val="1"/>
+      <w:numFmt w:val="bullet"/>
+      <w:lvlText w:val=""/>
+      <w:lvlJc w:val="left"/>
+      <w:pPr>
+        <w:ind w:left="720" w:hanging="360"/>
+      </w:pPr>
+      <w:rPr>
+        <w:rFonts w:hint="default" w:ascii="Symbol" w:hAnsi="Symbol"/>
+      </w:rPr>
+    </w:lvl>
+    <w:lvl xmlns:w="http://schemas.openxmlformats.org/wordprocessingml/2006/main" w:ilvl="1">
+      <w:start w:val="1"/>
+      <w:numFmt w:val="bullet"/>
+      <w:lvlText w:val="o"/>
+      <w:lvlJc w:val="left"/>
+      <w:pPr>
+        <w:ind w:left="1440" w:hanging="360"/>
+      </w:pPr>
+      <w:rPr>
+        <w:rFonts w:hint="default" w:ascii="Symbol" w:hAnsi="Symbol"/>
+      </w:rPr>
+    </w:lvl>
+    <w:lvl xmlns:w="http://schemas.openxmlformats.org/wordprocessingml/2006/main" w:ilvl="2">
+      <w:start w:val="1"/>
+      <w:numFmt w:val="bullet"/>
+      <w:lvlText w:val=""/>
+      <w:lvlJc w:val="left"/>
+      <w:pPr>
+        <w:ind w:left="2160" w:hanging="360"/>
+      </w:pPr>
+      <w:rPr>
+        <w:rFonts w:hint="default" w:ascii="Wingdings" w:hAnsi="Wingdings"/>
+      </w:rPr>
+    </w:lvl>
+    <w:lvl xmlns:w="http://schemas.openxmlformats.org/wordprocessingml/2006/main" w:ilvl="3">
+      <w:start w:val="1"/>
+      <w:numFmt w:val="bullet"/>
+      <w:lvlText w:val=""/>
+      <w:lvlJc w:val="left"/>
+      <w:pPr>
+        <w:ind w:left="2880" w:hanging="360"/>
+      </w:pPr>
+      <w:rPr>
+        <w:rFonts w:hint="default" w:ascii="Symbol" w:hAnsi="Symbol"/>
+      </w:rPr>
+    </w:lvl>
+    <w:lvl xmlns:w="http://schemas.openxmlformats.org/wordprocessingml/2006/main" w:ilvl="4">
+      <w:start w:val="1"/>
+      <w:numFmt w:val="bullet"/>
+      <w:lvlText w:val="o"/>
+      <w:lvlJc w:val="left"/>
+      <w:pPr>
+        <w:ind w:left="3600" w:hanging="360"/>
+      </w:pPr>
+      <w:rPr>
+        <w:rFonts w:hint="default" w:ascii="Courier New" w:hAnsi="Courier New"/>
+      </w:rPr>
+    </w:lvl>
+    <w:lvl xmlns:w="http://schemas.openxmlformats.org/wordprocessingml/2006/main" w:ilvl="5">
+      <w:start w:val="1"/>
+      <w:numFmt w:val="bullet"/>
+      <w:lvlText w:val=""/>
+      <w:lvlJc w:val="left"/>
+      <w:pPr>
+        <w:ind w:left="4320" w:hanging="360"/>
+      </w:pPr>
+      <w:rPr>
+        <w:rFonts w:hint="default" w:ascii="Wingdings" w:hAnsi="Wingdings"/>
+      </w:rPr>
+    </w:lvl>
+    <w:lvl xmlns:w="http://schemas.openxmlformats.org/wordprocessingml/2006/main" w:ilvl="6">
+      <w:start w:val="1"/>
+      <w:numFmt w:val="bullet"/>
+      <w:lvlText w:val=""/>
+      <w:lvlJc w:val="left"/>
+      <w:pPr>
+        <w:ind w:left="5040" w:hanging="360"/>
+      </w:pPr>
+      <w:rPr>
+        <w:rFonts w:hint="default" w:ascii="Symbol" w:hAnsi="Symbol"/>
+      </w:rPr>
+    </w:lvl>
+    <w:lvl xmlns:w="http://schemas.openxmlformats.org/wordprocessingml/2006/main" w:ilvl="7">
+      <w:start w:val="1"/>
+      <w:numFmt w:val="bullet"/>
+      <w:lvlText w:val="o"/>
+      <w:lvlJc w:val="left"/>
+      <w:pPr>
+        <w:ind w:left="5760" w:hanging="360"/>
+      </w:pPr>
+      <w:rPr>
+        <w:rFonts w:hint="default" w:ascii="Courier New" w:hAnsi="Courier New"/>
+      </w:rPr>
+    </w:lvl>
+    <w:lvl xmlns:w="http://schemas.openxmlformats.org/wordprocessingml/2006/main" w:ilvl="8">
+      <w:start w:val="1"/>
+      <w:numFmt w:val="bullet"/>
+      <w:lvlText w:val=""/>
+      <w:lvlJc w:val="left"/>
+      <w:pPr>
+        <w:ind w:left="6480" w:hanging="360"/>
+      </w:pPr>
+      <w:rPr>
+        <w:rFonts w:hint="default" w:ascii="Wingdings" w:hAnsi="Wingdings"/>
+      </w:rPr>
+    </w:lvl>
+  </w:abstractNum>
   <w:abstractNum xmlns:w="http://schemas.openxmlformats.org/wordprocessingml/2006/main" w:abstractNumId="2">
     <w:nsid w:val="56d7fe6f"/>
     <w:multiLevelType xmlns:w="http://schemas.openxmlformats.org/wordprocessingml/2006/main" w:val="hybridMultilevel"/>
@@ -520,6 +1270,12 @@
       </w:rPr>
     </w:lvl>
   </w:abstractNum>
+  <w:num w:numId="4">
+    <w:abstractNumId w:val="4"/>
+  </w:num>
+  <w:num w:numId="3">
+    <w:abstractNumId w:val="3"/>
+  </w:num>
   <w:num w:numId="2">
     <w:abstractNumId w:val="2"/>
   </w:num>
